--- a/MANUAL/Telkomnika_Nurse_MCDM_Final.docx
+++ b/MANUAL/Telkomnika_Nurse_MCDM_Final.docx
@@ -65,12 +65,9 @@
         <w:tblW w:w="9354" w:type="dxa"/>
         <w:tblInd w:w="90" w:type="dxa"/>
         <w:tblBorders>
-          <w:top w:val="single" w:sz="4" w:space="0" w:color="auto"/>
-          <w:left w:val="single" w:sz="4" w:space="0" w:color="auto"/>
-          <w:bottom w:val="single" w:sz="4" w:space="0" w:color="auto"/>
-          <w:right w:val="single" w:sz="4" w:space="0" w:color="auto"/>
-          <w:insideH w:val="single" w:sz="4" w:space="0" w:color="auto"/>
-          <w:insideV w:val="single" w:sz="4" w:space="0" w:color="auto"/>
+          <w:top w:val="single" w:sz="4" w:space="0" w:color="000000"/>
+          <w:bottom w:val="single" w:sz="4" w:space="0" w:color="000000"/>
+          <w:insideH w:val="single" w:sz="4" w:space="0" w:color="000000"/>
         </w:tblBorders>
         <w:tblCellMar>
           <w:left w:w="10" w:type="dxa"/>
@@ -83,21 +80,12 @@
         <w:gridCol w:w="6934"/>
       </w:tblGrid>
       <w:tr>
-        <w:tblPrEx>
-          <w:tblCellMar>
-            <w:top w:w="0" w:type="dxa"/>
-            <w:bottom w:w="0" w:type="dxa"/>
-          </w:tblCellMar>
-        </w:tblPrEx>
+        <w:trPr>
+          <w:trHeight w:val="1382"/>
+        </w:trPr>
         <w:tc>
           <w:tcPr>
             <w:tcW w:w="2420" w:type="dxa"/>
-            <w:tcBorders>
-              <w:top w:val="single" w:sz="4" w:space="0" w:color="000000"/>
-              <w:left w:val="single" w:sz="4" w:space="0" w:color="000000"/>
-              <w:bottom w:val="single" w:sz="4" w:space="0" w:color="000000"/>
-              <w:right w:val="single" w:sz="4" w:space="0" w:color="000000"/>
-            </w:tcBorders>
             <w:tcMar>
               <w:top w:w="80" w:type="dxa"/>
               <w:left w:w="100" w:type="dxa"/>
@@ -109,6 +97,8 @@
             <w:pPr>
               <w:spacing w:after="60"/>
             </w:pPr>
+            <w:bookmarkStart w:id="0" w:name="_GoBack"/>
+            <w:bookmarkEnd w:id="0"/>
             <w:r>
               <w:rPr>
                 <w:b/>
@@ -147,67 +137,11 @@
               <w:t>Accepted Mar 05, 2025</w:t>
             </w:r>
           </w:p>
-          <w:p>
-            <w:pPr>
-              <w:spacing w:after="40"/>
-            </w:pPr>
-            <w:r>
-              <w:rPr>
-                <w:i/>
-                <w:iCs/>
-              </w:rPr>
-              <w:t>Keywords:</w:t>
-            </w:r>
-          </w:p>
-          <w:p>
-            <w:r>
-              <w:t>AHP</w:t>
-            </w:r>
-          </w:p>
-          <w:p>
-            <w:r>
-              <w:t>Clustering</w:t>
-            </w:r>
-          </w:p>
-          <w:p>
-            <w:r>
-              <w:t>K-Means</w:t>
-            </w:r>
-          </w:p>
-          <w:p>
-            <w:r>
-              <w:t>MCDM</w:t>
-            </w:r>
-          </w:p>
-          <w:p>
-            <w:r>
-              <w:t>Nurse Performance</w:t>
-            </w:r>
-          </w:p>
-          <w:p>
-            <w:r>
-              <w:t>TOPSIS</w:t>
-            </w:r>
-          </w:p>
-          <w:p>
-            <w:pPr>
-              <w:spacing w:after="80"/>
-            </w:pPr>
-            <w:r>
-              <w:t>Weighted Product</w:t>
-            </w:r>
-          </w:p>
-          <w:p/>
         </w:tc>
         <w:tc>
           <w:tcPr>
             <w:tcW w:w="6934" w:type="dxa"/>
-            <w:tcBorders>
-              <w:top w:val="single" w:sz="4" w:space="0" w:color="000000"/>
-              <w:left w:val="single" w:sz="4" w:space="0" w:color="000000"/>
-              <w:bottom w:val="single" w:sz="4" w:space="0" w:color="000000"/>
-              <w:right w:val="single" w:sz="4" w:space="0" w:color="000000"/>
-            </w:tcBorders>
+            <w:vMerge w:val="restart"/>
             <w:tcMar>
               <w:top w:w="80" w:type="dxa"/>
               <w:left w:w="100" w:type="dxa"/>
@@ -261,7 +195,7 @@
                 <w:noProof/>
               </w:rPr>
               <w:drawing>
-                <wp:inline distT="0" distB="0" distL="0" distR="0" wp14:anchorId="238A6505" wp14:editId="0F5247A9">
+                <wp:inline distT="0" distB="0" distL="0" distR="0" wp14:anchorId="0BA4AA7E" wp14:editId="472D597F">
                   <wp:extent cx="1057275" cy="371475"/>
                   <wp:effectExtent l="0" t="0" r="9525" b="9525"/>
                   <wp:docPr id="4" name="Picture 4"/>
@@ -313,22 +247,105 @@
         </w:tc>
       </w:tr>
       <w:tr>
-        <w:tblPrEx>
-          <w:tblCellMar>
-            <w:top w:w="0" w:type="dxa"/>
-            <w:bottom w:w="0" w:type="dxa"/>
-          </w:tblCellMar>
-        </w:tblPrEx>
+        <w:trPr>
+          <w:trHeight w:val="3963"/>
+        </w:trPr>
+        <w:tc>
+          <w:tcPr>
+            <w:tcW w:w="2420" w:type="dxa"/>
+            <w:tcMar>
+              <w:top w:w="80" w:type="dxa"/>
+              <w:left w:w="100" w:type="dxa"/>
+              <w:bottom w:w="80" w:type="dxa"/>
+              <w:right w:w="100" w:type="dxa"/>
+            </w:tcMar>
+          </w:tcPr>
+          <w:p>
+            <w:pPr>
+              <w:spacing w:after="40"/>
+            </w:pPr>
+            <w:r>
+              <w:rPr>
+                <w:i/>
+                <w:iCs/>
+              </w:rPr>
+              <w:t>Keywords:</w:t>
+            </w:r>
+          </w:p>
+          <w:p>
+            <w:r>
+              <w:t>AHP</w:t>
+            </w:r>
+          </w:p>
+          <w:p>
+            <w:r>
+              <w:t>Clustering</w:t>
+            </w:r>
+          </w:p>
+          <w:p>
+            <w:r>
+              <w:t>K-Means</w:t>
+            </w:r>
+          </w:p>
+          <w:p>
+            <w:r>
+              <w:t>MCDM</w:t>
+            </w:r>
+          </w:p>
+          <w:p>
+            <w:r>
+              <w:t>Nurse Performance</w:t>
+            </w:r>
+          </w:p>
+          <w:p>
+            <w:r>
+              <w:t>TOPSIS</w:t>
+            </w:r>
+          </w:p>
+          <w:p>
+            <w:pPr>
+              <w:spacing w:after="80"/>
+            </w:pPr>
+            <w:r>
+              <w:t>Weighted Product</w:t>
+            </w:r>
+          </w:p>
+          <w:p>
+            <w:pPr>
+              <w:rPr>
+                <w:b/>
+                <w:bCs/>
+              </w:rPr>
+            </w:pPr>
+          </w:p>
+        </w:tc>
+        <w:tc>
+          <w:tcPr>
+            <w:tcW w:w="6934" w:type="dxa"/>
+            <w:vMerge/>
+            <w:tcMar>
+              <w:top w:w="80" w:type="dxa"/>
+              <w:left w:w="100" w:type="dxa"/>
+              <w:bottom w:w="80" w:type="dxa"/>
+              <w:right w:w="100" w:type="dxa"/>
+            </w:tcMar>
+          </w:tcPr>
+          <w:p>
+            <w:pPr>
+              <w:spacing w:after="60"/>
+              <w:rPr>
+                <w:b/>
+                <w:bCs/>
+              </w:rPr>
+            </w:pPr>
+          </w:p>
+        </w:tc>
+      </w:tr>
+      <w:tr>
         <w:tc>
           <w:tcPr>
             <w:tcW w:w="9354" w:type="dxa"/>
             <w:gridSpan w:val="2"/>
-            <w:tcBorders>
-              <w:top w:val="single" w:sz="4" w:space="0" w:color="000000"/>
-              <w:left w:val="single" w:sz="4" w:space="0" w:color="000000"/>
-              <w:bottom w:val="single" w:sz="4" w:space="0" w:color="000000"/>
-              <w:right w:val="single" w:sz="4" w:space="0" w:color="000000"/>
-            </w:tcBorders>
             <w:tcMar>
               <w:top w:w="80" w:type="dxa"/>
               <w:left w:w="100" w:type="dxa"/>
@@ -490,8 +507,6 @@
         </w:rPr>
         <w:t>OLOGY</w:t>
       </w:r>
-      <w:bookmarkStart w:id="1" w:name="_GoBack"/>
-      <w:bookmarkEnd w:id="1"/>
     </w:p>
     <w:p>
       <w:pPr>
@@ -1173,12 +1188,6 @@
         <w:gridCol w:w="680"/>
       </w:tblGrid>
       <w:tr>
-        <w:tblPrEx>
-          <w:tblCellMar>
-            <w:top w:w="0" w:type="dxa"/>
-            <w:bottom w:w="0" w:type="dxa"/>
-          </w:tblCellMar>
-        </w:tblPrEx>
         <w:trPr>
           <w:jc w:val="center"/>
         </w:trPr>
@@ -1397,12 +1406,6 @@
         </w:tc>
       </w:tr>
       <w:tr>
-        <w:tblPrEx>
-          <w:tblCellMar>
-            <w:top w:w="0" w:type="dxa"/>
-            <w:bottom w:w="0" w:type="dxa"/>
-          </w:tblCellMar>
-        </w:tblPrEx>
         <w:trPr>
           <w:jc w:val="center"/>
         </w:trPr>
@@ -1576,12 +1579,6 @@
         </w:tc>
       </w:tr>
       <w:tr>
-        <w:tblPrEx>
-          <w:tblCellMar>
-            <w:top w:w="0" w:type="dxa"/>
-            <w:bottom w:w="0" w:type="dxa"/>
-          </w:tblCellMar>
-        </w:tblPrEx>
         <w:trPr>
           <w:jc w:val="center"/>
         </w:trPr>
@@ -1755,12 +1752,6 @@
         </w:tc>
       </w:tr>
       <w:tr>
-        <w:tblPrEx>
-          <w:tblCellMar>
-            <w:top w:w="0" w:type="dxa"/>
-            <w:bottom w:w="0" w:type="dxa"/>
-          </w:tblCellMar>
-        </w:tblPrEx>
         <w:trPr>
           <w:jc w:val="center"/>
         </w:trPr>
@@ -1934,12 +1925,6 @@
         </w:tc>
       </w:tr>
       <w:tr>
-        <w:tblPrEx>
-          <w:tblCellMar>
-            <w:top w:w="0" w:type="dxa"/>
-            <w:bottom w:w="0" w:type="dxa"/>
-          </w:tblCellMar>
-        </w:tblPrEx>
         <w:trPr>
           <w:jc w:val="center"/>
         </w:trPr>
@@ -2113,12 +2098,6 @@
         </w:tc>
       </w:tr>
       <w:tr>
-        <w:tblPrEx>
-          <w:tblCellMar>
-            <w:top w:w="0" w:type="dxa"/>
-            <w:bottom w:w="0" w:type="dxa"/>
-          </w:tblCellMar>
-        </w:tblPrEx>
         <w:trPr>
           <w:jc w:val="center"/>
         </w:trPr>
@@ -2292,12 +2271,6 @@
         </w:tc>
       </w:tr>
       <w:tr>
-        <w:tblPrEx>
-          <w:tblCellMar>
-            <w:top w:w="0" w:type="dxa"/>
-            <w:bottom w:w="0" w:type="dxa"/>
-          </w:tblCellMar>
-        </w:tblPrEx>
         <w:trPr>
           <w:jc w:val="center"/>
         </w:trPr>
@@ -2471,12 +2444,6 @@
         </w:tc>
       </w:tr>
       <w:tr>
-        <w:tblPrEx>
-          <w:tblCellMar>
-            <w:top w:w="0" w:type="dxa"/>
-            <w:bottom w:w="0" w:type="dxa"/>
-          </w:tblCellMar>
-        </w:tblPrEx>
         <w:trPr>
           <w:jc w:val="center"/>
         </w:trPr>
@@ -2650,12 +2617,6 @@
         </w:tc>
       </w:tr>
       <w:tr>
-        <w:tblPrEx>
-          <w:tblCellMar>
-            <w:top w:w="0" w:type="dxa"/>
-            <w:bottom w:w="0" w:type="dxa"/>
-          </w:tblCellMar>
-        </w:tblPrEx>
         <w:trPr>
           <w:jc w:val="center"/>
         </w:trPr>
@@ -2829,12 +2790,6 @@
         </w:tc>
       </w:tr>
       <w:tr>
-        <w:tblPrEx>
-          <w:tblCellMar>
-            <w:top w:w="0" w:type="dxa"/>
-            <w:bottom w:w="0" w:type="dxa"/>
-          </w:tblCellMar>
-        </w:tblPrEx>
         <w:trPr>
           <w:jc w:val="center"/>
         </w:trPr>
@@ -3008,12 +2963,6 @@
         </w:tc>
       </w:tr>
       <w:tr>
-        <w:tblPrEx>
-          <w:tblCellMar>
-            <w:top w:w="0" w:type="dxa"/>
-            <w:bottom w:w="0" w:type="dxa"/>
-          </w:tblCellMar>
-        </w:tblPrEx>
         <w:trPr>
           <w:jc w:val="center"/>
         </w:trPr>
@@ -3368,12 +3317,6 @@
         <w:gridCol w:w="627"/>
       </w:tblGrid>
       <w:tr>
-        <w:tblPrEx>
-          <w:tblCellMar>
-            <w:top w:w="0" w:type="dxa"/>
-            <w:bottom w:w="0" w:type="dxa"/>
-          </w:tblCellMar>
-        </w:tblPrEx>
         <w:trPr>
           <w:jc w:val="center"/>
         </w:trPr>
@@ -3595,12 +3538,6 @@
         </w:tc>
       </w:tr>
       <w:tr>
-        <w:tblPrEx>
-          <w:tblCellMar>
-            <w:top w:w="0" w:type="dxa"/>
-            <w:bottom w:w="0" w:type="dxa"/>
-          </w:tblCellMar>
-        </w:tblPrEx>
         <w:trPr>
           <w:jc w:val="center"/>
         </w:trPr>
@@ -3777,12 +3714,6 @@
         </w:tc>
       </w:tr>
       <w:tr>
-        <w:tblPrEx>
-          <w:tblCellMar>
-            <w:top w:w="0" w:type="dxa"/>
-            <w:bottom w:w="0" w:type="dxa"/>
-          </w:tblCellMar>
-        </w:tblPrEx>
         <w:trPr>
           <w:jc w:val="center"/>
         </w:trPr>
@@ -3959,12 +3890,6 @@
         </w:tc>
       </w:tr>
       <w:tr>
-        <w:tblPrEx>
-          <w:tblCellMar>
-            <w:top w:w="0" w:type="dxa"/>
-            <w:bottom w:w="0" w:type="dxa"/>
-          </w:tblCellMar>
-        </w:tblPrEx>
         <w:trPr>
           <w:jc w:val="center"/>
         </w:trPr>
@@ -4399,12 +4324,6 @@
         <w:gridCol w:w="2237"/>
       </w:tblGrid>
       <w:tr>
-        <w:tblPrEx>
-          <w:tblCellMar>
-            <w:top w:w="0" w:type="dxa"/>
-            <w:bottom w:w="0" w:type="dxa"/>
-          </w:tblCellMar>
-        </w:tblPrEx>
         <w:tc>
           <w:tcPr>
             <w:tcW w:w="1711" w:type="dxa"/>
@@ -4527,12 +4446,6 @@
         </w:tc>
       </w:tr>
       <w:tr>
-        <w:tblPrEx>
-          <w:tblCellMar>
-            <w:top w:w="0" w:type="dxa"/>
-            <w:bottom w:w="0" w:type="dxa"/>
-          </w:tblCellMar>
-        </w:tblPrEx>
         <w:tc>
           <w:tcPr>
             <w:tcW w:w="1711" w:type="dxa"/>
@@ -4630,12 +4543,6 @@
         </w:tc>
       </w:tr>
       <w:tr>
-        <w:tblPrEx>
-          <w:tblCellMar>
-            <w:top w:w="0" w:type="dxa"/>
-            <w:bottom w:w="0" w:type="dxa"/>
-          </w:tblCellMar>
-        </w:tblPrEx>
         <w:tc>
           <w:tcPr>
             <w:tcW w:w="1711" w:type="dxa"/>
@@ -4733,12 +4640,6 @@
         </w:tc>
       </w:tr>
       <w:tr>
-        <w:tblPrEx>
-          <w:tblCellMar>
-            <w:top w:w="0" w:type="dxa"/>
-            <w:bottom w:w="0" w:type="dxa"/>
-          </w:tblCellMar>
-        </w:tblPrEx>
         <w:tc>
           <w:tcPr>
             <w:tcW w:w="1711" w:type="dxa"/>
@@ -4836,12 +4737,6 @@
         </w:tc>
       </w:tr>
       <w:tr>
-        <w:tblPrEx>
-          <w:tblCellMar>
-            <w:top w:w="0" w:type="dxa"/>
-            <w:bottom w:w="0" w:type="dxa"/>
-          </w:tblCellMar>
-        </w:tblPrEx>
         <w:tc>
           <w:tcPr>
             <w:tcW w:w="1711" w:type="dxa"/>
@@ -4939,12 +4834,6 @@
         </w:tc>
       </w:tr>
       <w:tr>
-        <w:tblPrEx>
-          <w:tblCellMar>
-            <w:top w:w="0" w:type="dxa"/>
-            <w:bottom w:w="0" w:type="dxa"/>
-          </w:tblCellMar>
-        </w:tblPrEx>
         <w:tc>
           <w:tcPr>
             <w:tcW w:w="1711" w:type="dxa"/>
@@ -5042,12 +4931,6 @@
         </w:tc>
       </w:tr>
       <w:tr>
-        <w:tblPrEx>
-          <w:tblCellMar>
-            <w:top w:w="0" w:type="dxa"/>
-            <w:bottom w:w="0" w:type="dxa"/>
-          </w:tblCellMar>
-        </w:tblPrEx>
         <w:tc>
           <w:tcPr>
             <w:tcW w:w="1711" w:type="dxa"/>
@@ -5145,12 +5028,6 @@
         </w:tc>
       </w:tr>
       <w:tr>
-        <w:tblPrEx>
-          <w:tblCellMar>
-            <w:top w:w="0" w:type="dxa"/>
-            <w:bottom w:w="0" w:type="dxa"/>
-          </w:tblCellMar>
-        </w:tblPrEx>
         <w:tc>
           <w:tcPr>
             <w:tcW w:w="1711" w:type="dxa"/>
@@ -5248,12 +5125,6 @@
         </w:tc>
       </w:tr>
       <w:tr>
-        <w:tblPrEx>
-          <w:tblCellMar>
-            <w:top w:w="0" w:type="dxa"/>
-            <w:bottom w:w="0" w:type="dxa"/>
-          </w:tblCellMar>
-        </w:tblPrEx>
         <w:tc>
           <w:tcPr>
             <w:tcW w:w="1711" w:type="dxa"/>
@@ -5523,12 +5394,6 @@
         <w:gridCol w:w="1134"/>
       </w:tblGrid>
       <w:tr>
-        <w:tblPrEx>
-          <w:tblCellMar>
-            <w:top w:w="0" w:type="dxa"/>
-            <w:bottom w:w="0" w:type="dxa"/>
-          </w:tblCellMar>
-        </w:tblPrEx>
         <w:trPr>
           <w:jc w:val="center"/>
         </w:trPr>
@@ -5678,12 +5543,6 @@
         </w:tc>
       </w:tr>
       <w:tr>
-        <w:tblPrEx>
-          <w:tblCellMar>
-            <w:top w:w="0" w:type="dxa"/>
-            <w:bottom w:w="0" w:type="dxa"/>
-          </w:tblCellMar>
-        </w:tblPrEx>
         <w:trPr>
           <w:jc w:val="center"/>
         </w:trPr>
@@ -5800,12 +5659,6 @@
         </w:tc>
       </w:tr>
       <w:tr>
-        <w:tblPrEx>
-          <w:tblCellMar>
-            <w:top w:w="0" w:type="dxa"/>
-            <w:bottom w:w="0" w:type="dxa"/>
-          </w:tblCellMar>
-        </w:tblPrEx>
         <w:trPr>
           <w:jc w:val="center"/>
         </w:trPr>
@@ -5922,12 +5775,6 @@
         </w:tc>
       </w:tr>
       <w:tr>
-        <w:tblPrEx>
-          <w:tblCellMar>
-            <w:top w:w="0" w:type="dxa"/>
-            <w:bottom w:w="0" w:type="dxa"/>
-          </w:tblCellMar>
-        </w:tblPrEx>
         <w:trPr>
           <w:jc w:val="center"/>
         </w:trPr>
@@ -6044,12 +5891,6 @@
         </w:tc>
       </w:tr>
       <w:tr>
-        <w:tblPrEx>
-          <w:tblCellMar>
-            <w:top w:w="0" w:type="dxa"/>
-            <w:bottom w:w="0" w:type="dxa"/>
-          </w:tblCellMar>
-        </w:tblPrEx>
         <w:trPr>
           <w:jc w:val="center"/>
         </w:trPr>
@@ -6166,12 +6007,6 @@
         </w:tc>
       </w:tr>
       <w:tr>
-        <w:tblPrEx>
-          <w:tblCellMar>
-            <w:top w:w="0" w:type="dxa"/>
-            <w:bottom w:w="0" w:type="dxa"/>
-          </w:tblCellMar>
-        </w:tblPrEx>
         <w:trPr>
           <w:jc w:val="center"/>
         </w:trPr>
@@ -6288,12 +6123,6 @@
         </w:tc>
       </w:tr>
       <w:tr>
-        <w:tblPrEx>
-          <w:tblCellMar>
-            <w:top w:w="0" w:type="dxa"/>
-            <w:bottom w:w="0" w:type="dxa"/>
-          </w:tblCellMar>
-        </w:tblPrEx>
         <w:trPr>
           <w:jc w:val="center"/>
         </w:trPr>
@@ -6410,12 +6239,6 @@
         </w:tc>
       </w:tr>
       <w:tr>
-        <w:tblPrEx>
-          <w:tblCellMar>
-            <w:top w:w="0" w:type="dxa"/>
-            <w:bottom w:w="0" w:type="dxa"/>
-          </w:tblCellMar>
-        </w:tblPrEx>
         <w:trPr>
           <w:jc w:val="center"/>
         </w:trPr>
@@ -6532,12 +6355,6 @@
         </w:tc>
       </w:tr>
       <w:tr>
-        <w:tblPrEx>
-          <w:tblCellMar>
-            <w:top w:w="0" w:type="dxa"/>
-            <w:bottom w:w="0" w:type="dxa"/>
-          </w:tblCellMar>
-        </w:tblPrEx>
         <w:trPr>
           <w:jc w:val="center"/>
         </w:trPr>
@@ -6654,12 +6471,6 @@
         </w:tc>
       </w:tr>
       <w:tr>
-        <w:tblPrEx>
-          <w:tblCellMar>
-            <w:top w:w="0" w:type="dxa"/>
-            <w:bottom w:w="0" w:type="dxa"/>
-          </w:tblCellMar>
-        </w:tblPrEx>
         <w:trPr>
           <w:jc w:val="center"/>
         </w:trPr>
@@ -6776,12 +6587,6 @@
         </w:tc>
       </w:tr>
       <w:tr>
-        <w:tblPrEx>
-          <w:tblCellMar>
-            <w:top w:w="0" w:type="dxa"/>
-            <w:bottom w:w="0" w:type="dxa"/>
-          </w:tblCellMar>
-        </w:tblPrEx>
         <w:trPr>
           <w:jc w:val="center"/>
         </w:trPr>
@@ -7149,12 +6954,6 @@
         <w:gridCol w:w="1418"/>
       </w:tblGrid>
       <w:tr>
-        <w:tblPrEx>
-          <w:tblCellMar>
-            <w:top w:w="0" w:type="dxa"/>
-            <w:bottom w:w="0" w:type="dxa"/>
-          </w:tblCellMar>
-        </w:tblPrEx>
         <w:tc>
           <w:tcPr>
             <w:tcW w:w="405" w:type="dxa"/>
@@ -7349,12 +7148,6 @@
         </w:tc>
       </w:tr>
       <w:tr>
-        <w:tblPrEx>
-          <w:tblCellMar>
-            <w:top w:w="0" w:type="dxa"/>
-            <w:bottom w:w="0" w:type="dxa"/>
-          </w:tblCellMar>
-        </w:tblPrEx>
         <w:tc>
           <w:tcPr>
             <w:tcW w:w="405" w:type="dxa"/>
@@ -7509,12 +7302,6 @@
         </w:tc>
       </w:tr>
       <w:tr>
-        <w:tblPrEx>
-          <w:tblCellMar>
-            <w:top w:w="0" w:type="dxa"/>
-            <w:bottom w:w="0" w:type="dxa"/>
-          </w:tblCellMar>
-        </w:tblPrEx>
         <w:tc>
           <w:tcPr>
             <w:tcW w:w="405" w:type="dxa"/>
@@ -7669,12 +7456,6 @@
         </w:tc>
       </w:tr>
       <w:tr>
-        <w:tblPrEx>
-          <w:tblCellMar>
-            <w:top w:w="0" w:type="dxa"/>
-            <w:bottom w:w="0" w:type="dxa"/>
-          </w:tblCellMar>
-        </w:tblPrEx>
         <w:tc>
           <w:tcPr>
             <w:tcW w:w="405" w:type="dxa"/>
@@ -7829,12 +7610,6 @@
         </w:tc>
       </w:tr>
       <w:tr>
-        <w:tblPrEx>
-          <w:tblCellMar>
-            <w:top w:w="0" w:type="dxa"/>
-            <w:bottom w:w="0" w:type="dxa"/>
-          </w:tblCellMar>
-        </w:tblPrEx>
         <w:tc>
           <w:tcPr>
             <w:tcW w:w="405" w:type="dxa"/>
@@ -7989,12 +7764,6 @@
         </w:tc>
       </w:tr>
       <w:tr>
-        <w:tblPrEx>
-          <w:tblCellMar>
-            <w:top w:w="0" w:type="dxa"/>
-            <w:bottom w:w="0" w:type="dxa"/>
-          </w:tblCellMar>
-        </w:tblPrEx>
         <w:tc>
           <w:tcPr>
             <w:tcW w:w="405" w:type="dxa"/>
@@ -8149,12 +7918,6 @@
         </w:tc>
       </w:tr>
       <w:tr>
-        <w:tblPrEx>
-          <w:tblCellMar>
-            <w:top w:w="0" w:type="dxa"/>
-            <w:bottom w:w="0" w:type="dxa"/>
-          </w:tblCellMar>
-        </w:tblPrEx>
         <w:tc>
           <w:tcPr>
             <w:tcW w:w="405" w:type="dxa"/>
@@ -8309,12 +8072,6 @@
         </w:tc>
       </w:tr>
       <w:tr>
-        <w:tblPrEx>
-          <w:tblCellMar>
-            <w:top w:w="0" w:type="dxa"/>
-            <w:bottom w:w="0" w:type="dxa"/>
-          </w:tblCellMar>
-        </w:tblPrEx>
         <w:tc>
           <w:tcPr>
             <w:tcW w:w="405" w:type="dxa"/>
@@ -8469,12 +8226,6 @@
         </w:tc>
       </w:tr>
       <w:tr>
-        <w:tblPrEx>
-          <w:tblCellMar>
-            <w:top w:w="0" w:type="dxa"/>
-            <w:bottom w:w="0" w:type="dxa"/>
-          </w:tblCellMar>
-        </w:tblPrEx>
         <w:tc>
           <w:tcPr>
             <w:tcW w:w="405" w:type="dxa"/>
@@ -8629,12 +8380,6 @@
         </w:tc>
       </w:tr>
       <w:tr>
-        <w:tblPrEx>
-          <w:tblCellMar>
-            <w:top w:w="0" w:type="dxa"/>
-            <w:bottom w:w="0" w:type="dxa"/>
-          </w:tblCellMar>
-        </w:tblPrEx>
         <w:tc>
           <w:tcPr>
             <w:tcW w:w="405" w:type="dxa"/>
@@ -8789,12 +8534,6 @@
         </w:tc>
       </w:tr>
       <w:tr>
-        <w:tblPrEx>
-          <w:tblCellMar>
-            <w:top w:w="0" w:type="dxa"/>
-            <w:bottom w:w="0" w:type="dxa"/>
-          </w:tblCellMar>
-        </w:tblPrEx>
         <w:tc>
           <w:tcPr>
             <w:tcW w:w="405" w:type="dxa"/>
@@ -9025,12 +8764,6 @@
         <w:gridCol w:w="3881"/>
       </w:tblGrid>
       <w:tr>
-        <w:tblPrEx>
-          <w:tblCellMar>
-            <w:top w:w="0" w:type="dxa"/>
-            <w:bottom w:w="0" w:type="dxa"/>
-          </w:tblCellMar>
-        </w:tblPrEx>
         <w:trPr>
           <w:jc w:val="center"/>
         </w:trPr>
@@ -9108,12 +8841,6 @@
         </w:tc>
       </w:tr>
       <w:tr>
-        <w:tblPrEx>
-          <w:tblCellMar>
-            <w:top w:w="0" w:type="dxa"/>
-            <w:bottom w:w="0" w:type="dxa"/>
-          </w:tblCellMar>
-        </w:tblPrEx>
         <w:trPr>
           <w:jc w:val="center"/>
         </w:trPr>
@@ -9176,12 +8903,6 @@
         </w:tc>
       </w:tr>
       <w:tr>
-        <w:tblPrEx>
-          <w:tblCellMar>
-            <w:top w:w="0" w:type="dxa"/>
-            <w:bottom w:w="0" w:type="dxa"/>
-          </w:tblCellMar>
-        </w:tblPrEx>
         <w:trPr>
           <w:jc w:val="center"/>
         </w:trPr>
@@ -9244,12 +8965,6 @@
         </w:tc>
       </w:tr>
       <w:tr>
-        <w:tblPrEx>
-          <w:tblCellMar>
-            <w:top w:w="0" w:type="dxa"/>
-            <w:bottom w:w="0" w:type="dxa"/>
-          </w:tblCellMar>
-        </w:tblPrEx>
         <w:trPr>
           <w:jc w:val="center"/>
         </w:trPr>
@@ -9312,12 +9027,6 @@
         </w:tc>
       </w:tr>
       <w:tr>
-        <w:tblPrEx>
-          <w:tblCellMar>
-            <w:top w:w="0" w:type="dxa"/>
-            <w:bottom w:w="0" w:type="dxa"/>
-          </w:tblCellMar>
-        </w:tblPrEx>
         <w:trPr>
           <w:jc w:val="center"/>
         </w:trPr>
@@ -9380,12 +9089,6 @@
         </w:tc>
       </w:tr>
       <w:tr>
-        <w:tblPrEx>
-          <w:tblCellMar>
-            <w:top w:w="0" w:type="dxa"/>
-            <w:bottom w:w="0" w:type="dxa"/>
-          </w:tblCellMar>
-        </w:tblPrEx>
         <w:trPr>
           <w:jc w:val="center"/>
         </w:trPr>
@@ -9449,12 +9152,6 @@
         </w:tc>
       </w:tr>
       <w:tr>
-        <w:tblPrEx>
-          <w:tblCellMar>
-            <w:top w:w="0" w:type="dxa"/>
-            <w:bottom w:w="0" w:type="dxa"/>
-          </w:tblCellMar>
-        </w:tblPrEx>
         <w:trPr>
           <w:jc w:val="center"/>
         </w:trPr>
@@ -9517,12 +9214,6 @@
         </w:tc>
       </w:tr>
       <w:tr>
-        <w:tblPrEx>
-          <w:tblCellMar>
-            <w:top w:w="0" w:type="dxa"/>
-            <w:bottom w:w="0" w:type="dxa"/>
-          </w:tblCellMar>
-        </w:tblPrEx>
         <w:trPr>
           <w:jc w:val="center"/>
         </w:trPr>
@@ -9622,12 +9313,6 @@
         <w:gridCol w:w="4890"/>
       </w:tblGrid>
       <w:tr>
-        <w:tblPrEx>
-          <w:tblCellMar>
-            <w:top w:w="0" w:type="dxa"/>
-            <w:bottom w:w="0" w:type="dxa"/>
-          </w:tblCellMar>
-        </w:tblPrEx>
         <w:trPr>
           <w:jc w:val="center"/>
         </w:trPr>
@@ -9753,12 +9438,6 @@
         </w:tc>
       </w:tr>
       <w:tr>
-        <w:tblPrEx>
-          <w:tblCellMar>
-            <w:top w:w="0" w:type="dxa"/>
-            <w:bottom w:w="0" w:type="dxa"/>
-          </w:tblCellMar>
-        </w:tblPrEx>
         <w:trPr>
           <w:jc w:val="center"/>
         </w:trPr>
@@ -9859,12 +9538,6 @@
         </w:tc>
       </w:tr>
       <w:tr>
-        <w:tblPrEx>
-          <w:tblCellMar>
-            <w:top w:w="0" w:type="dxa"/>
-            <w:bottom w:w="0" w:type="dxa"/>
-          </w:tblCellMar>
-        </w:tblPrEx>
         <w:trPr>
           <w:jc w:val="center"/>
         </w:trPr>
@@ -9965,12 +9638,6 @@
         </w:tc>
       </w:tr>
       <w:tr>
-        <w:tblPrEx>
-          <w:tblCellMar>
-            <w:top w:w="0" w:type="dxa"/>
-            <w:bottom w:w="0" w:type="dxa"/>
-          </w:tblCellMar>
-        </w:tblPrEx>
         <w:trPr>
           <w:jc w:val="center"/>
         </w:trPr>
@@ -10139,12 +9806,6 @@
         <w:gridCol w:w="1902"/>
       </w:tblGrid>
       <w:tr>
-        <w:tblPrEx>
-          <w:tblCellMar>
-            <w:top w:w="0" w:type="dxa"/>
-            <w:bottom w:w="0" w:type="dxa"/>
-          </w:tblCellMar>
-        </w:tblPrEx>
         <w:trPr>
           <w:jc w:val="center"/>
         </w:trPr>
@@ -10270,12 +9931,6 @@
         </w:tc>
       </w:tr>
       <w:tr>
-        <w:tblPrEx>
-          <w:tblCellMar>
-            <w:top w:w="0" w:type="dxa"/>
-            <w:bottom w:w="0" w:type="dxa"/>
-          </w:tblCellMar>
-        </w:tblPrEx>
         <w:trPr>
           <w:jc w:val="center"/>
         </w:trPr>
@@ -10376,12 +10031,6 @@
         </w:tc>
       </w:tr>
       <w:tr>
-        <w:tblPrEx>
-          <w:tblCellMar>
-            <w:top w:w="0" w:type="dxa"/>
-            <w:bottom w:w="0" w:type="dxa"/>
-          </w:tblCellMar>
-        </w:tblPrEx>
         <w:trPr>
           <w:jc w:val="center"/>
         </w:trPr>
@@ -10482,12 +10131,6 @@
         </w:tc>
       </w:tr>
       <w:tr>
-        <w:tblPrEx>
-          <w:tblCellMar>
-            <w:top w:w="0" w:type="dxa"/>
-            <w:bottom w:w="0" w:type="dxa"/>
-          </w:tblCellMar>
-        </w:tblPrEx>
         <w:trPr>
           <w:jc w:val="center"/>
         </w:trPr>
@@ -10588,12 +10231,6 @@
         </w:tc>
       </w:tr>
       <w:tr>
-        <w:tblPrEx>
-          <w:tblCellMar>
-            <w:top w:w="0" w:type="dxa"/>
-            <w:bottom w:w="0" w:type="dxa"/>
-          </w:tblCellMar>
-        </w:tblPrEx>
         <w:trPr>
           <w:jc w:val="center"/>
         </w:trPr>
@@ -10694,12 +10331,6 @@
         </w:tc>
       </w:tr>
       <w:tr>
-        <w:tblPrEx>
-          <w:tblCellMar>
-            <w:top w:w="0" w:type="dxa"/>
-            <w:bottom w:w="0" w:type="dxa"/>
-          </w:tblCellMar>
-        </w:tblPrEx>
         <w:trPr>
           <w:jc w:val="center"/>
         </w:trPr>
@@ -10940,12 +10571,6 @@
         <w:gridCol w:w="563"/>
       </w:tblGrid>
       <w:tr>
-        <w:tblPrEx>
-          <w:tblCellMar>
-            <w:top w:w="0" w:type="dxa"/>
-            <w:bottom w:w="0" w:type="dxa"/>
-          </w:tblCellMar>
-        </w:tblPrEx>
         <w:tc>
           <w:tcPr>
             <w:tcW w:w="1400" w:type="dxa"/>
@@ -11381,12 +11006,6 @@
         </w:tc>
       </w:tr>
       <w:tr>
-        <w:tblPrEx>
-          <w:tblCellMar>
-            <w:top w:w="0" w:type="dxa"/>
-            <w:bottom w:w="0" w:type="dxa"/>
-          </w:tblCellMar>
-        </w:tblPrEx>
         <w:tc>
           <w:tcPr>
             <w:tcW w:w="1400" w:type="dxa"/>
@@ -11785,12 +11404,6 @@
         </w:tc>
       </w:tr>
       <w:tr>
-        <w:tblPrEx>
-          <w:tblCellMar>
-            <w:top w:w="0" w:type="dxa"/>
-            <w:bottom w:w="0" w:type="dxa"/>
-          </w:tblCellMar>
-        </w:tblPrEx>
         <w:tc>
           <w:tcPr>
             <w:tcW w:w="1400" w:type="dxa"/>
@@ -12165,12 +11778,6 @@
         </w:tc>
       </w:tr>
       <w:tr>
-        <w:tblPrEx>
-          <w:tblCellMar>
-            <w:top w:w="0" w:type="dxa"/>
-            <w:bottom w:w="0" w:type="dxa"/>
-          </w:tblCellMar>
-        </w:tblPrEx>
         <w:tc>
           <w:tcPr>
             <w:tcW w:w="1400" w:type="dxa"/>
@@ -12566,12 +12173,6 @@
         <w:gridCol w:w="3013"/>
       </w:tblGrid>
       <w:tr>
-        <w:tblPrEx>
-          <w:tblCellMar>
-            <w:top w:w="0" w:type="dxa"/>
-            <w:bottom w:w="0" w:type="dxa"/>
-          </w:tblCellMar>
-        </w:tblPrEx>
         <w:tc>
           <w:tcPr>
             <w:tcW w:w="3000" w:type="dxa"/>
@@ -13455,11 +13056,11 @@
     <w:r>
       <w:t xml:space="preserve"> </w:t>
     </w:r>
-    <w:bookmarkStart w:id="0" w:name="_Hlk24008618"/>
+    <w:bookmarkStart w:id="1" w:name="_Hlk24008618"/>
     <w:r>
       <w:t>1693-6930</w:t>
     </w:r>
-    <w:bookmarkEnd w:id="0"/>
+    <w:bookmarkEnd w:id="1"/>
   </w:p>
 </w:hdr>
 </file>
